--- a/Агентство_недвижимости/Анализ_предметной_области.docx
+++ b/Агентство_недвижимости/Анализ_предметной_области.docx
@@ -23,7 +23,7 @@
         <w:rPr>
           <w:b w:val="0"/>
         </w:rPr>
-        <w:t>Предметной областью в данной работе является агентство недвижимости, которое занимается покупкой, продажей и сдачей в аренду объектов недвижимости (квартир, домов, коммерческих помещений) по договорам с их собственниками — физическими и юридическими лицами.</w:t>
+        <w:t>Предметной областью в данной работе является агентство недвижимости, которое занимается покупкой, продажей и сдачей в аренду объектов недвижимости (квартир, домов, коммерческих помещений) по договорам с их собственниками - физическими и юридическими лицами.</w:t>
       </w:r>
     </w:p>
     <w:p>
@@ -73,7 +73,7 @@
         <w:rPr>
           <w:b w:val="0"/>
         </w:rPr>
-        <w:t>–  реклама — размещение объявлений на ЦИАН, Авито, Яндекс Недвижимости, ведение сайта и соцсетей;</w:t>
+        <w:t>-  реклама - размещение объявлений на ЦИАН, Авито, Яндекс Недвижимости, ведение сайта и соцсетей;</w:t>
       </w:r>
     </w:p>
     <w:p>
@@ -85,7 +85,7 @@
         <w:rPr>
           <w:b w:val="0"/>
         </w:rPr>
-        <w:t>–  приём объекта от собственника и заключение с ним агентского договора (срок, размер комиссии);</w:t>
+        <w:t>-  приём объекта от собственника и заключение с ним агентского договора (срок, размер комиссии);</w:t>
       </w:r>
     </w:p>
     <w:p>
@@ -97,7 +97,7 @@
         <w:rPr>
           <w:b w:val="0"/>
         </w:rPr>
-        <w:t>–  приём заявки клиента — требования к объекту: район, площадь, число комнат, бюджет, способ оплаты (наличные, ипотека).</w:t>
+        <w:t>-  приём заявки клиента - требования к объекту: район, площадь, число комнат, бюджет, способ оплаты (наличные, ипотека).</w:t>
       </w:r>
     </w:p>
     <w:p>
@@ -122,7 +122,7 @@
         <w:rPr>
           <w:b w:val="0"/>
         </w:rPr>
-        <w:t>–  инспектирование — инспектор-оценщик осматривает состояние объекта и составляет акт осмотра;</w:t>
+        <w:t>-  инспектирование - инспектор-оценщик осматривает состояние объекта и составляет акт осмотра;</w:t>
       </w:r>
     </w:p>
     <w:p>
@@ -134,7 +134,7 @@
         <w:rPr>
           <w:b w:val="0"/>
         </w:rPr>
-        <w:t>–  определение рыночной цены по аналогичным объектам и согласование её с собственником;</w:t>
+        <w:t>-  определение рыночной цены по аналогичным объектам и согласование её с собственником;</w:t>
       </w:r>
     </w:p>
     <w:p>
@@ -146,7 +146,7 @@
         <w:rPr>
           <w:b w:val="0"/>
         </w:rPr>
-        <w:t>–  юридическая проверка — выписка из ЕГРН, право собственности, обременения (залог, арест), прописанные лица.</w:t>
+        <w:t>-  юридическая проверка - выписка из ЕГРН, право собственности, обременения (залог, арест), прописанные лица.</w:t>
       </w:r>
     </w:p>
     <w:p>
@@ -171,7 +171,7 @@
         <w:rPr>
           <w:b w:val="0"/>
         </w:rPr>
-        <w:t>–  подбор вариантов под заявку клиента по базе агентства;</w:t>
+        <w:t>-  подбор вариантов под заявку клиента по базе агентства;</w:t>
       </w:r>
     </w:p>
     <w:p>
@@ -183,7 +183,7 @@
         <w:rPr>
           <w:b w:val="0"/>
         </w:rPr>
-        <w:t>–  согласование времени и проведение показа;</w:t>
+        <w:t>-  согласование времени и проведение показа;</w:t>
       </w:r>
     </w:p>
     <w:p>
@@ -195,7 +195,7 @@
         <w:rPr>
           <w:b w:val="0"/>
         </w:rPr>
-        <w:t>–  переговоры о цене и условиях, внесение задатка.</w:t>
+        <w:t>-  переговоры о цене и условиях, внесение задатка.</w:t>
       </w:r>
     </w:p>
     <w:p>
@@ -220,7 +220,7 @@
         <w:rPr>
           <w:b w:val="0"/>
         </w:rPr>
-        <w:t>–  подготовка договора купли-продажи или аренды;</w:t>
+        <w:t>-  подготовка договора купли-продажи или аренды;</w:t>
       </w:r>
     </w:p>
     <w:p>
@@ -232,7 +232,7 @@
         <w:rPr>
           <w:b w:val="0"/>
         </w:rPr>
-        <w:t>–  расчёты через банковскую ячейку или аккредитив;</w:t>
+        <w:t>-  расчёты через банковскую ячейку или аккредитив;</w:t>
       </w:r>
     </w:p>
     <w:p>
@@ -244,7 +244,7 @@
         <w:rPr>
           <w:b w:val="0"/>
         </w:rPr>
-        <w:t>–  регистрация перехода права в Росреестре (через МФЦ или электронно);</w:t>
+        <w:t>-  регистрация перехода права в Росреестре (через МФЦ или электронно);</w:t>
       </w:r>
     </w:p>
     <w:p>
@@ -256,7 +256,7 @@
         <w:rPr>
           <w:b w:val="0"/>
         </w:rPr>
-        <w:t>–  подписание акта приёма-передачи, передача ключей.</w:t>
+        <w:t>-  подписание акта приёма-передачи, передача ключей.</w:t>
       </w:r>
     </w:p>
     <w:p>
@@ -281,7 +281,7 @@
         <w:rPr>
           <w:b w:val="0"/>
         </w:rPr>
-        <w:t>–  расчёт комиссии агентства и вознаграждения агента;</w:t>
+        <w:t>-  расчёт комиссии агентства и вознаграждения агента;</w:t>
       </w:r>
     </w:p>
     <w:p>
@@ -293,7 +293,7 @@
         <w:rPr>
           <w:b w:val="0"/>
         </w:rPr>
-        <w:t>–  сопровождение аренды — контроль платежей, продление договоров;</w:t>
+        <w:t>-  сопровождение аренды - контроль платежей, продление договоров;</w:t>
       </w:r>
     </w:p>
     <w:p>
@@ -305,7 +305,7 @@
         <w:rPr>
           <w:b w:val="0"/>
         </w:rPr>
-        <w:t>–  отчисление налогов и сдача отчётности.</w:t>
+        <w:t>-  отчисление налогов и сдача отчётности.</w:t>
       </w:r>
     </w:p>
     <w:p>
@@ -329,7 +329,7 @@
         <w:rPr>
           <w:b w:val="0"/>
         </w:rPr>
-        <w:t>Таким образом, агентство — это посредник, главный ресурс которого — информация об объектах, клиентах, ценах и ходе сделок. От скорости и точности работы с этой информацией зависит и доход агентства, и безопасность сделки для клиента.</w:t>
+        <w:t>Таким образом, агентство - это посредник, главный ресурс которого - информация об объектах, клиентах, ценах и ходе сделок. От скорости и точности работы с этой информацией зависит и доход агентства, и безопасность сделки для клиента.</w:t>
       </w:r>
     </w:p>
     <w:p>
@@ -367,7 +367,7 @@
         <w:rPr>
           <w:b w:val="0"/>
         </w:rPr>
-        <w:t xml:space="preserve">–  </w:t>
+        <w:t xml:space="preserve">-  </w:t>
       </w:r>
       <w:r>
         <w:rPr>
@@ -379,7 +379,7 @@
         <w:rPr>
           <w:b w:val="0"/>
         </w:rPr>
-        <w:t xml:space="preserve"> — определяет стратегию, размер комиссии и ставки агентов, утверждает бюджет на рекламу;</w:t>
+        <w:t xml:space="preserve"> - определяет стратегию, размер комиссии и ставки агентов, утверждает бюджет на рекламу;</w:t>
       </w:r>
     </w:p>
     <w:p>
@@ -391,7 +391,7 @@
         <w:rPr>
           <w:b w:val="0"/>
         </w:rPr>
-        <w:t xml:space="preserve">–  </w:t>
+        <w:t xml:space="preserve">-  </w:t>
       </w:r>
       <w:r>
         <w:rPr>
@@ -403,7 +403,7 @@
         <w:rPr>
           <w:b w:val="0"/>
         </w:rPr>
-        <w:t xml:space="preserve"> (руководитель и агенты) — работа с собственниками и покупателями, показы, сопровождение сделок купли-продажи;</w:t>
+        <w:t xml:space="preserve"> (руководитель и агенты) - работа с собственниками и покупателями, показы, сопровождение сделок купли-продажи;</w:t>
       </w:r>
     </w:p>
     <w:p>
@@ -415,7 +415,7 @@
         <w:rPr>
           <w:b w:val="0"/>
         </w:rPr>
-        <w:t xml:space="preserve">–  </w:t>
+        <w:t xml:space="preserve">-  </w:t>
       </w:r>
       <w:r>
         <w:rPr>
@@ -427,7 +427,7 @@
         <w:rPr>
           <w:b w:val="0"/>
         </w:rPr>
-        <w:t xml:space="preserve"> (руководитель и агенты) — подбор арендаторов, договоры аренды, сопровождение аренды;</w:t>
+        <w:t xml:space="preserve"> (руководитель и агенты) - подбор арендаторов, договоры аренды, сопровождение аренды;</w:t>
       </w:r>
     </w:p>
     <w:p>
@@ -439,7 +439,7 @@
         <w:rPr>
           <w:b w:val="0"/>
         </w:rPr>
-        <w:t xml:space="preserve">–  </w:t>
+        <w:t xml:space="preserve">-  </w:t>
       </w:r>
       <w:r>
         <w:rPr>
@@ -451,7 +451,7 @@
         <w:rPr>
           <w:b w:val="0"/>
         </w:rPr>
-        <w:t xml:space="preserve"> — осмотр объектов, оценка состояния и рыночной стоимости;</w:t>
+        <w:t xml:space="preserve"> - осмотр объектов, оценка состояния и рыночной стоимости;</w:t>
       </w:r>
     </w:p>
     <w:p>
@@ -463,7 +463,7 @@
         <w:rPr>
           <w:b w:val="0"/>
         </w:rPr>
-        <w:t xml:space="preserve">–  </w:t>
+        <w:t xml:space="preserve">-  </w:t>
       </w:r>
       <w:r>
         <w:rPr>
@@ -475,7 +475,7 @@
         <w:rPr>
           <w:b w:val="0"/>
         </w:rPr>
-        <w:t xml:space="preserve"> — проверка документов и права собственности, подготовка договоров, регистрация в Росреестре;</w:t>
+        <w:t xml:space="preserve"> - проверка документов и права собственности, подготовка договоров, регистрация в Росреестре;</w:t>
       </w:r>
     </w:p>
     <w:p>
@@ -487,7 +487,7 @@
         <w:rPr>
           <w:b w:val="0"/>
         </w:rPr>
-        <w:t xml:space="preserve">–  </w:t>
+        <w:t xml:space="preserve">-  </w:t>
       </w:r>
       <w:r>
         <w:rPr>
@@ -499,7 +499,7 @@
         <w:rPr>
           <w:b w:val="0"/>
         </w:rPr>
-        <w:t xml:space="preserve"> — учёт поступлений, расчёт комиссии, налогов и зарплаты, отчётность;</w:t>
+        <w:t xml:space="preserve"> - учёт поступлений, расчёт комиссии, налогов и зарплаты, отчётность;</w:t>
       </w:r>
     </w:p>
     <w:p>
@@ -511,7 +511,7 @@
         <w:rPr>
           <w:b w:val="0"/>
         </w:rPr>
-        <w:t xml:space="preserve">–  </w:t>
+        <w:t xml:space="preserve">-  </w:t>
       </w:r>
       <w:r>
         <w:rPr>
@@ -523,7 +523,7 @@
         <w:rPr>
           <w:b w:val="0"/>
         </w:rPr>
-        <w:t xml:space="preserve"> — приём звонков и заявок, запись клиентов, документооборот;</w:t>
+        <w:t xml:space="preserve"> - приём звонков и заявок, запись клиентов, документооборот;</w:t>
       </w:r>
     </w:p>
     <w:p>
@@ -535,7 +535,7 @@
         <w:rPr>
           <w:b w:val="0"/>
         </w:rPr>
-        <w:t xml:space="preserve">–  </w:t>
+        <w:t xml:space="preserve">-  </w:t>
       </w:r>
       <w:r>
         <w:rPr>
@@ -547,7 +547,7 @@
         <w:rPr>
           <w:b w:val="0"/>
         </w:rPr>
-        <w:t xml:space="preserve"> — объявления на площадках, сайт, соцсети.</w:t>
+        <w:t xml:space="preserve"> - объявления на площадках, сайт, соцсети.</w:t>
       </w:r>
     </w:p>
     <w:p>
@@ -572,7 +572,7 @@
         <w:rPr>
           <w:b w:val="0"/>
         </w:rPr>
-        <w:t xml:space="preserve">–  </w:t>
+        <w:t xml:space="preserve">-  </w:t>
       </w:r>
       <w:r>
         <w:rPr>
@@ -596,7 +596,7 @@
         <w:rPr>
           <w:b w:val="0"/>
         </w:rPr>
-        <w:t xml:space="preserve">–  </w:t>
+        <w:t xml:space="preserve">-  </w:t>
       </w:r>
       <w:r>
         <w:rPr>
@@ -620,7 +620,7 @@
         <w:rPr>
           <w:b w:val="0"/>
         </w:rPr>
-        <w:t xml:space="preserve">–  </w:t>
+        <w:t xml:space="preserve">-  </w:t>
       </w:r>
       <w:r>
         <w:rPr>
@@ -682,7 +682,7 @@
         <w:rPr>
           <w:b w:val="0"/>
         </w:rPr>
-        <w:t>–  каждый агент ведёт свою базу в Excel или блокноте; при уходе агента объекты и клиенты уходят вместе с ним;</w:t>
+        <w:t>-  каждый агент ведёт свою базу в Excel или блокноте; при уходе агента объекты и клиенты уходят вместе с ним;</w:t>
       </w:r>
     </w:p>
     <w:p>
@@ -694,7 +694,7 @@
         <w:rPr>
           <w:b w:val="0"/>
         </w:rPr>
-        <w:t>–  дубли — один объект внесён разными агентами с разной ценой;</w:t>
+        <w:t>-  дубли - один объект внесён разными агентами с разной ценой;</w:t>
       </w:r>
     </w:p>
     <w:p>
@@ -706,7 +706,7 @@
         <w:rPr>
           <w:b w:val="0"/>
         </w:rPr>
-        <w:t>–  неактуальные объявления — объект продан, а объявление ещё висит;</w:t>
+        <w:t>-  неактуальные объявления - объект продан, а объявление ещё висит;</w:t>
       </w:r>
     </w:p>
     <w:p>
@@ -718,7 +718,7 @@
         <w:rPr>
           <w:b w:val="0"/>
         </w:rPr>
-        <w:t>–  нет истории клиента: что ему показывали и что не подошло.</w:t>
+        <w:t>-  нет истории клиента: что ему показывали и что не подошло.</w:t>
       </w:r>
     </w:p>
     <w:p>
@@ -743,7 +743,7 @@
         <w:rPr>
           <w:b w:val="0"/>
         </w:rPr>
-        <w:t>–  подбор вариантов вручную занимает несколько часов;</w:t>
+        <w:t>-  подбор вариантов вручную занимает несколько часов;</w:t>
       </w:r>
     </w:p>
     <w:p>
@@ -755,7 +755,7 @@
         <w:rPr>
           <w:b w:val="0"/>
         </w:rPr>
-        <w:t>–  накладки при назначении показов по телефону;</w:t>
+        <w:t>-  накладки при назначении показов по телефону;</w:t>
       </w:r>
     </w:p>
     <w:p>
@@ -767,7 +767,7 @@
         <w:rPr>
           <w:b w:val="0"/>
         </w:rPr>
-        <w:t>–  договоры заполняются вручную в Word — ошибки в паспортных данных и суммах;</w:t>
+        <w:t>-  договоры заполняются вручную в Word - ошибки в паспортных данных и суммах;</w:t>
       </w:r>
     </w:p>
     <w:p>
@@ -779,7 +779,7 @@
         <w:rPr>
           <w:b w:val="0"/>
         </w:rPr>
-        <w:t>–  объявления публикуются и правятся на каждой площадке отдельно.</w:t>
+        <w:t>-  объявления публикуются и правятся на каждой площадке отдельно.</w:t>
       </w:r>
     </w:p>
     <w:p>
@@ -804,7 +804,7 @@
         <w:rPr>
           <w:b w:val="0"/>
         </w:rPr>
-        <w:t>–  руководитель не видит, сколько заявок, показов и сделок и на каком этапе каждая; отчёты собираются вручную в конце месяца;</w:t>
+        <w:t>-  руководитель не видит, сколько заявок, показов и сделок и на каком этапе каждая; отчёты собираются вручную в конце месяца;</w:t>
       </w:r>
     </w:p>
     <w:p>
@@ -816,7 +816,7 @@
         <w:rPr>
           <w:b w:val="0"/>
         </w:rPr>
-        <w:t>–  теряются заявки — никто не контролирует, перезвонил ли агент;</w:t>
+        <w:t>-  теряются заявки - никто не контролирует, перезвонил ли агент;</w:t>
       </w:r>
     </w:p>
     <w:p>
@@ -828,7 +828,7 @@
         <w:rPr>
           <w:b w:val="0"/>
         </w:rPr>
-        <w:t>–  споры о комиссии — не зафиксировано, кто привёл объект, а кто клиента.</w:t>
+        <w:t>-  споры о комиссии - не зафиксировано, кто привёл объект, а кто клиента.</w:t>
       </w:r>
     </w:p>
     <w:p>
@@ -853,7 +853,7 @@
         <w:rPr>
           <w:b w:val="0"/>
         </w:rPr>
-        <w:t>–  двойной ввод: сделка вносится в таблицу агента, потом бухгалтер переносит её в 1С;</w:t>
+        <w:t>-  двойной ввод: сделка вносится в таблицу агента, потом бухгалтер переносит её в 1С;</w:t>
       </w:r>
     </w:p>
     <w:p>
@@ -865,7 +865,7 @@
         <w:rPr>
           <w:b w:val="0"/>
         </w:rPr>
-        <w:t>–  заявки с площадок и звонки нигде не фиксируются;</w:t>
+        <w:t>-  заявки с площадок и звонки нигде не фиксируются;</w:t>
       </w:r>
     </w:p>
     <w:p>
@@ -877,7 +877,7 @@
         <w:rPr>
           <w:b w:val="0"/>
         </w:rPr>
-        <w:t>–  выписки из ЕГРН заказываются вручную и не привязаны к объекту.</w:t>
+        <w:t>-  выписки из ЕГРН заказываются вручную и не привязаны к объекту.</w:t>
       </w:r>
     </w:p>
     <w:p>
@@ -926,7 +926,7 @@
         <w:rPr>
           <w:b w:val="0"/>
         </w:rPr>
-        <w:t xml:space="preserve"> — система учёта объектов, клиентов и сделок агентства недвижимости.</w:t>
+        <w:t xml:space="preserve"> - система учёта объектов, клиентов и сделок агентства недвижимости.</w:t>
       </w:r>
     </w:p>
     <w:p>
@@ -938,7 +938,7 @@
         <w:rPr>
           <w:b w:val="0"/>
         </w:rPr>
-        <w:t>Архитектура: клиент-серверная с веб-интерфейсом — единая база данных (PostgreSQL) на сервере, доступ сотрудников через браузер и мобильное приложение для агентов, работающих на выездах.</w:t>
+        <w:t>Архитектура: клиент-серверная с веб-интерфейсом - единая база данных (PostgreSQL) на сервере, доступ сотрудников через браузер и мобильное приложение для агентов, работающих на выездах.</w:t>
       </w:r>
     </w:p>
     <w:p>
@@ -975,7 +975,7 @@
         <w:rPr>
           <w:b w:val="0"/>
         </w:rPr>
-        <w:t>1. «Объекты» — единая база с карточкой объекта (адрес, площадь, цена, фото, собственник, агент, статус), проверка дублей по адресу и кадастровому номеру, история цены. Решает проблемы разрозненных баз, дублей и неактуальных объектов.</w:t>
+        <w:t>1. «Объекты» - единая база с карточкой объекта (адрес, площадь, цена, фото, собственник, агент, статус), проверка дублей по адресу и кадастровому номеру, история цены. Решает проблемы разрозненных баз, дублей и неактуальных объектов.</w:t>
       </w:r>
     </w:p>
     <w:p>
@@ -988,7 +988,7 @@
         <w:rPr>
           <w:b w:val="0"/>
         </w:rPr>
-        <w:t>2. «Клиенты и заявки» — карточка клиента с требованиями и историей показов, распределение заявок между агентами, напоминания, автоподбор объектов под заявку. Решает проблему потери заявок и отсутствия истории клиента.</w:t>
+        <w:t>2. «Клиенты и заявки» - карточка клиента с требованиями и историей показов, распределение заявок между агентами, напоминания, автоподбор объектов под заявку. Решает проблему потери заявок и отсутствия истории клиента.</w:t>
       </w:r>
     </w:p>
     <w:p>
@@ -1001,7 +1001,7 @@
         <w:rPr>
           <w:b w:val="0"/>
         </w:rPr>
-        <w:t>3. «Показы» — общий календарь показов, SMS-напоминания, ввод результата показа с телефона. Решает проблему накладок.</w:t>
+        <w:t>3. «Показы» - общий календарь показов, SMS-напоминания, ввод результата показа с телефона. Решает проблему накладок.</w:t>
       </w:r>
     </w:p>
     <w:p>
@@ -1014,7 +1014,7 @@
         <w:rPr>
           <w:b w:val="0"/>
         </w:rPr>
-        <w:t>4. «Инспектирование и оценка» — электронный акт осмотра с фото, расчёт рекомендуемой цены по аналогам.</w:t>
+        <w:t>4. «Инспектирование и оценка» - электронный акт осмотра с фото, расчёт рекомендуемой цены по аналогам.</w:t>
       </w:r>
     </w:p>
     <w:p>
@@ -1027,7 +1027,7 @@
         <w:rPr>
           <w:b w:val="0"/>
         </w:rPr>
-        <w:t>5. «Сделки и документы» — этапы сделки (заявка → показ → задаток → договор → регистрация → закрыта), формирование договоров по шаблонам, хранение документов и выписок ЕГРН. Решает проблему ошибок в договорах.</w:t>
+        <w:t>5. «Сделки и документы» - этапы сделки (заявка → показ → задаток → договор → регистрация → закрыта), формирование договоров по шаблонам, хранение документов и выписок ЕГРН. Решает проблему ошибок в договорах.</w:t>
       </w:r>
     </w:p>
     <w:p>
@@ -1040,7 +1040,7 @@
         <w:rPr>
           <w:b w:val="0"/>
         </w:rPr>
-        <w:t>6. «Финансы» — расчёт комиссии агентства и доли каждого агента, учёт поступлений. Решает споры о комиссии.</w:t>
+        <w:t>6. «Финансы» - расчёт комиссии агентства и доли каждого агента, учёт поступлений. Решает споры о комиссии.</w:t>
       </w:r>
     </w:p>
     <w:p>
@@ -1053,7 +1053,7 @@
         <w:rPr>
           <w:b w:val="0"/>
         </w:rPr>
-        <w:t>7. «Отчёты» — количество заявок, показов и сделок, эффективность агентов и рекламных каналов, выручка за период.</w:t>
+        <w:t>7. «Отчёты» - количество заявок, показов и сделок, эффективность агентов и рекламных каналов, выручка за период.</w:t>
       </w:r>
     </w:p>
     <w:p>
@@ -1066,7 +1066,7 @@
         <w:rPr>
           <w:b w:val="0"/>
         </w:rPr>
-        <w:t>8. «Интеграции» — выгрузка объявлений на ЦИАН, Авито, Яндекс Недвижимость и приём заявок с них, IP-телефония (запись звонков), обмен с 1С:Бухгалтерия, заказ выписок ЕГРН. Убирает двойной ввод.</w:t>
+        <w:t>8. «Интеграции» - выгрузка объявлений на ЦИАН, Авито, Яндекс Недвижимость и приём заявок с них, IP-телефония (запись звонков), обмен с 1С:Бухгалтерия, заказ выписок ЕГРН. Убирает двойной ввод.</w:t>
       </w:r>
     </w:p>
     <w:p>
@@ -1116,7 +1116,7 @@
         <w:rPr>
           <w:b w:val="0"/>
         </w:rPr>
-        <w:t>–  добавление, редактирование и снятие объекта с привязкой к собственнику (физ. или юр. лицу) и договору;</w:t>
+        <w:t>-  добавление, редактирование и снятие объекта с привязкой к собственнику (физ. или юр. лицу) и договору;</w:t>
       </w:r>
     </w:p>
     <w:p>
@@ -1128,7 +1128,7 @@
         <w:rPr>
           <w:b w:val="0"/>
         </w:rPr>
-        <w:t>–  поиск объектов по параметрам (тип, район, цена, площадь, комнаты) и на карте;</w:t>
+        <w:t>-  поиск объектов по параметрам (тип, район, цена, площадь, комнаты) и на карте;</w:t>
       </w:r>
     </w:p>
     <w:p>
@@ -1140,7 +1140,7 @@
         <w:rPr>
           <w:b w:val="0"/>
         </w:rPr>
-        <w:t>–  регистрация заявки из любого канала, автоподбор и отправка подборки клиенту;</w:t>
+        <w:t>-  регистрация заявки из любого канала, автоподбор и отправка подборки клиенту;</w:t>
       </w:r>
     </w:p>
     <w:p>
@@ -1152,7 +1152,7 @@
         <w:rPr>
           <w:b w:val="0"/>
         </w:rPr>
-        <w:t>–  планирование показов с проверкой занятости;</w:t>
+        <w:t>-  планирование показов с проверкой занятости;</w:t>
       </w:r>
     </w:p>
     <w:p>
@@ -1164,7 +1164,7 @@
         <w:rPr>
           <w:b w:val="0"/>
         </w:rPr>
-        <w:t>–  ввод результатов инспектирования и формирование акта оценки;</w:t>
+        <w:t>-  ввод результатов инспектирования и формирование акта оценки;</w:t>
       </w:r>
     </w:p>
     <w:p>
@@ -1176,7 +1176,7 @@
         <w:rPr>
           <w:b w:val="0"/>
         </w:rPr>
-        <w:t>–  ведение сделки по этапам, формирование договоров и актов по шаблонам;</w:t>
+        <w:t>-  ведение сделки по этапам, формирование договоров и актов по шаблонам;</w:t>
       </w:r>
     </w:p>
     <w:p>
@@ -1188,7 +1188,7 @@
         <w:rPr>
           <w:b w:val="0"/>
         </w:rPr>
-        <w:t>–  расчёт комиссии и налогов по сделке;</w:t>
+        <w:t>-  расчёт комиссии и налогов по сделке;</w:t>
       </w:r>
     </w:p>
     <w:p>
@@ -1200,7 +1200,7 @@
         <w:rPr>
           <w:b w:val="0"/>
         </w:rPr>
-        <w:t>–  отчёты по сделкам, агентам и рекламе, данные для налоговой и статистической отчётности, экспорт в Excel и PDF.</w:t>
+        <w:t>-  отчёты по сделкам, агентам и рекламе, данные для налоговой и статистической отчётности, экспорт в Excel и PDF.</w:t>
       </w:r>
     </w:p>
     <w:p>
@@ -1225,7 +1225,7 @@
         <w:rPr>
           <w:b w:val="0"/>
         </w:rPr>
-        <w:t>–  время отклика — не более 2 секунд; одновременная работа не менее 30 пользователей;</w:t>
+        <w:t>-  время отклика - не более 2 секунд; одновременная работа не менее 30 пользователей;</w:t>
       </w:r>
     </w:p>
     <w:p>
@@ -1237,7 +1237,7 @@
         <w:rPr>
           <w:b w:val="0"/>
         </w:rPr>
-        <w:t>–  доступность не менее 99 % в рабочее время, ежедневное резервное копирование;</w:t>
+        <w:t>-  доступность не менее 99 % в рабочее время, ежедневное резервное копирование;</w:t>
       </w:r>
     </w:p>
     <w:p>
@@ -1249,7 +1249,7 @@
         <w:rPr>
           <w:b w:val="0"/>
         </w:rPr>
-        <w:t>–  разграничение прав: агент видит контакты только своих собственников, бухгалтер — финансы, директор — всё;</w:t>
+        <w:t>-  разграничение прав: агент видит контакты только своих собственников, бухгалтер - финансы, директор - всё;</w:t>
       </w:r>
     </w:p>
     <w:p>
@@ -1261,7 +1261,7 @@
         <w:rPr>
           <w:b w:val="0"/>
         </w:rPr>
-        <w:t>–  журнал действий пользователей и запрет массовой выгрузки базы;</w:t>
+        <w:t>-  журнал действий пользователей и запрет массовой выгрузки базы;</w:t>
       </w:r>
     </w:p>
     <w:p>
@@ -1273,7 +1273,7 @@
         <w:rPr>
           <w:b w:val="0"/>
         </w:rPr>
-        <w:t>–  мобильное приложение для агентов с работой без интернета;</w:t>
+        <w:t>-  мобильное приложение для агентов с работой без интернета;</w:t>
       </w:r>
     </w:p>
     <w:p>
@@ -1285,7 +1285,7 @@
         <w:rPr>
           <w:b w:val="0"/>
         </w:rPr>
-        <w:t>–  обучение нового сотрудника — не более 1 дня;</w:t>
+        <w:t>-  обучение нового сотрудника - не более 1 дня;</w:t>
       </w:r>
     </w:p>
     <w:p>
@@ -1297,7 +1297,7 @@
         <w:rPr>
           <w:b w:val="0"/>
         </w:rPr>
-        <w:t>–  соответствие законодательству: 152-ФЗ (хранение персональных данных в РФ, согласие на обработку), 115-ФЗ (идентификация клиентов), 63-ФЗ (электронная подпись).</w:t>
+        <w:t>-  соответствие законодательству: 152-ФЗ (хранение персональных данных в РФ, согласие на обработку), 115-ФЗ (идентификация клиентов), 63-ФЗ (электронная подпись).</w:t>
       </w:r>
     </w:p>
     <w:p>

--- a/Агентство_недвижимости/Анализ_предметной_области.docx
+++ b/Агентство_недвижимости/Анализ_предметной_области.docx
@@ -584,7 +584,7 @@
         <w:rPr>
           <w:b w:val="0"/>
         </w:rPr>
-        <w:t xml:space="preserve"> офис-менеджер регистрирует заявку собственника → руководитель назначает агента → агент заключает договор → оценщик осматривает объект и определяет цену → юрист проверяет документы → менеджер публикует объявление;</w:t>
+        <w:t xml:space="preserve"> офис-менеджер регистрирует заявку собственника, руководитель назначает агента, агент заключает договор, затем оценщик осматривает объект и определяет цену, юрист проверяет документы, и после этого менеджер публикует объявление;</w:t>
       </w:r>
     </w:p>
     <w:p>
@@ -608,7 +608,7 @@
         <w:rPr>
           <w:b w:val="0"/>
         </w:rPr>
-        <w:t xml:space="preserve"> агент подбирает объект и проводит показ → клиент вносит задаток → юрист готовит договор и регистрирует сделку → бухгалтер учитывает комиссию и начисляет вознаграждение агенту;</w:t>
+        <w:t xml:space="preserve"> агент подбирает объект и проводит показ, клиент вносит задаток, юрист готовит договор и регистрирует сделку, а бухгалтер учитывает комиссию и начисляет вознаграждение агенту;</w:t>
       </w:r>
     </w:p>
     <w:p>
@@ -632,7 +632,7 @@
         <w:rPr>
           <w:b w:val="0"/>
         </w:rPr>
-        <w:t xml:space="preserve"> агент заключает договор аренды → бухгалтер контролирует платежи → по окончании срока агент договаривается о продлении.</w:t>
+        <w:t xml:space="preserve"> агент заключает договор аренды, бухгалтер контролирует платежи, а по окончании срока агент договаривается о продлении.</w:t>
       </w:r>
     </w:p>
     <w:p>
@@ -1027,7 +1027,7 @@
         <w:rPr>
           <w:b w:val="0"/>
         </w:rPr>
-        <w:t>5. «Сделки и документы» - этапы сделки (заявка → показ → задаток → договор → регистрация → закрыта), формирование договоров по шаблонам, хранение документов и выписок ЕГРН. Решает проблему ошибок в договорах.</w:t>
+        <w:t>5. «Сделки и документы» - этапы сделки (заявка, показ, задаток, договор, регистрация, закрыта), формирование договоров по шаблонам, хранение документов и выписок ЕГРН. Решает проблему ошибок в договорах.</w:t>
       </w:r>
     </w:p>
     <w:p>
